--- a/article_v1.docx
+++ b/article_v1.docx
@@ -113,12 +113,7 @@
         </w:rPr>
       </w:pPr>
       <w:r>
-        <w:rPr>
-          <w:i/>
-          <w:sz w:val="20"/>
-          <w:lang w:val="ru-RU"/>
-        </w:rPr>
-        <w:t>Статус рукописи: рабочая исследовательская версия до завершения экспериментов. Эмпирические результаты и выводы об эффективности метода намеренно не приводятся.</w:t>
+        <w:t>Статус рукописи: рабочая исследовательская версия. Приведены предварительные эмпирические результаты ограниченного прогона (равный набор наблюдений, один актив, три LLM). Полный протокол E1–E6 на шести активах, walk-forward по нескольким окнам и интервалы неопределённости остаются задачей следующих итераций.</w:t>
       </w:r>
     </w:p>
     <w:p>
@@ -142,109 +137,7 @@
         </w:rPr>
       </w:pPr>
       <w:r>
-        <w:rPr>
-          <w:lang w:val="ru-RU"/>
-        </w:rPr>
-        <w:t>В работе предлагается экспериментальная схема прогнозирования направления движения фондового рынка, объединяющая определение текущего рыночного режима, поиск исторических аналогов и агрегирование прогнозов нескольких больших языковых моделей (</w:t>
-      </w:r>
-      <w:r>
-        <w:t>LLM</w:t>
-      </w:r>
-      <w:r>
-        <w:rPr>
-          <w:lang w:val="ru-RU"/>
-        </w:rPr>
-        <w:t xml:space="preserve">). Исследовательская задача состоит не в предположении, что режимная информация или </w:t>
-      </w:r>
-      <w:r>
-        <w:t>LLM</w:t>
-      </w:r>
-      <w:r>
-        <w:rPr>
-          <w:lang w:val="ru-RU"/>
-        </w:rPr>
-        <w:t xml:space="preserve"> обязательно повышают точность прогноза, а в проверке их дополнительного вклада в контролируемом вневыборочном эксперименте. Сравниваются классические модели машинного обучения, </w:t>
-      </w:r>
-      <w:r>
-        <w:t>LLM</w:t>
-      </w:r>
-      <w:r>
-        <w:rPr>
-          <w:lang w:val="ru-RU"/>
-        </w:rPr>
-        <w:t xml:space="preserve"> без </w:t>
-      </w:r>
-      <w:r>
-        <w:t>retrieval</w:t>
-      </w:r>
-      <w:r>
-        <w:rPr>
-          <w:lang w:val="ru-RU"/>
-        </w:rPr>
-        <w:t xml:space="preserve">, </w:t>
-      </w:r>
-      <w:r>
-        <w:t>LLM</w:t>
-      </w:r>
-      <w:r>
-        <w:rPr>
-          <w:lang w:val="ru-RU"/>
-        </w:rPr>
-        <w:t xml:space="preserve"> с обычным поиском исторических аналогов, режимно-зависимый </w:t>
-      </w:r>
-      <w:r>
-        <w:t>retrieval</w:t>
-      </w:r>
-      <w:r>
-        <w:rPr>
-          <w:lang w:val="ru-RU"/>
-        </w:rPr>
-        <w:t xml:space="preserve">, ансамбли с фиксированными весами и ансамбли с весами, выбираемыми по валидационным данным отдельно для режимов. Протокол предусматривает хронологическое разделение данных, </w:t>
-      </w:r>
-      <w:r>
-        <w:t>walk</w:t>
-      </w:r>
-      <w:r>
-        <w:rPr>
-          <w:lang w:val="ru-RU"/>
-        </w:rPr>
-        <w:t>-</w:t>
-      </w:r>
-      <w:r>
-        <w:t>forward</w:t>
-      </w:r>
-      <w:r>
-        <w:rPr>
-          <w:lang w:val="ru-RU"/>
-        </w:rPr>
-        <w:t xml:space="preserve"> оценивание, исключение будущих наблюдений из поиска и запрет на настройку по финальной тестовой выборке. Качество классификации будет оцениваться с помощью </w:t>
-      </w:r>
-      <w:r>
-        <w:t>Balanced</w:t>
-      </w:r>
-      <w:r>
-        <w:rPr>
-          <w:lang w:val="ru-RU"/>
-        </w:rPr>
-        <w:t xml:space="preserve"> </w:t>
-      </w:r>
-      <w:r>
-        <w:t>Accuracy</w:t>
-      </w:r>
-      <w:r>
-        <w:rPr>
-          <w:lang w:val="ru-RU"/>
-        </w:rPr>
-        <w:t xml:space="preserve">, </w:t>
-      </w:r>
-      <w:r>
-        <w:t>F</w:t>
-      </w:r>
-      <w:r>
-        <w:rPr>
-          <w:lang w:val="ru-RU"/>
-        </w:rPr>
-        <w:t>1 и коэффициента корреляции Мэтьюса; торговые характеристики — с помощью доходности, коэффициента Шарпа и максимальной просадки с учётом транзакционных издержек. Поскольку эксперименты ещё не завершены, статья формулирует проверяемые гипотезы и воспроизводимый план исследования, но не утверждает, что предлагаемый подход превосходит базовые методы.</w:t>
+        <w:t>В работе исследуется схема прогнозирования направления движения фондового рынка, объединяющая определение рыночного режима, поиск исторических аналогов и агрегирование прогнозов нескольких больших языковых моделей (LLM). В предварительном вневыборочном прогоне на дневных данных AAPL (50 торговых дней, 16 июля — 7 октября 2026 г.) сравнивались три модели Google (Gemini 3.1 Flash Lite, Gemini 3.5 Flash Lite, Gemma 4 31B) при обычном и режимно-зависимом retrieval (top-3) и два правила ансамбля. Лучшую Accuracy показала Gemma 4 31B с обычным retrieval (0.480). Ансамбль большинством дал Accuracy 0.420, лучший MCC (0.188) и накопленную доходность 12.5% (Sharpe 2.60). Режимно-зависимый retrieval ухудшил качество: Accuracy ансамбля 0.306, доходность 0.5%. Полученные данные не поддерживают H2 и дают лишь частичную поддержку H3; H1 и H4 в этом прогоне не проверялись. Результаты ограничены одним активом и коротким окном и рассматриваются как предварительные.</w:t>
       </w:r>
     </w:p>
     <w:p>
@@ -304,7 +197,7 @@
     </w:p>
     <w:p>
       <w:r>
-        <w:t>This paper proposes an experimental framework for forecasting the direction of stock-market movements by combining current market-regime detection, retrieval of historical analogues, and aggregation of forecasts from multiple large language models (LLMs). The study tests, rather than assumes, whether regime information and LLM ensembling provide incremental value under a controlled out-of-sample protocol. The planned comparisons include classical machine-learning baselines, an LLM without retrieval, an LLM with unrestricted historical retrieval, regime-aware retrieval, and ensembles with fixed or regime-dependent weights. The evaluation protocol uses chronological data splits and walk-forward testing, excludes future observations from retrieval, and prevents tuning on the final test set. Classification performance will be assessed using Balanced Accuracy, F1-score, and Matthews correlation coefficient; trading performance will be evaluated using returns, the Sharpe ratio, and maximum drawdown with transaction costs considered. As experiments are not yet complete, this manuscript presents testable hypotheses and a reproducible research plan rather than claims of empirical superiority.</w:t>
+        <w:t>This paper studies a forecasting framework for stock-market direction that combines market-regime detection, retrieval of historical analogues, and aggregation of forecasts from multiple large language models (LLMs). A preliminary out-of-sample run on daily AAPL data (50 trading days, 16 July – 7 October 2026) compared three Google models (Gemini 3.1 Flash Lite, Gemini 3.5 Flash Lite, Gemma 4 31B) under standard and regime-aware top-3 retrieval and two ensemble rules. Gemma 4 31B with standard retrieval achieved the highest accuracy (0.480). The majority ensemble reached accuracy 0.420, the best MCC (0.188), and a 12.5% cumulative return (Sharpe 2.60). Regime-aware retrieval degraded performance: ensemble accuracy fell to 0.306 and return to 0.5%. The results do not support H2 and provide only partial support for H3; H1 and H4 were not tested in this run. Findings are limited to one asset and a short window and should be treated as preliminary.</w:t>
       </w:r>
     </w:p>
     <w:p>
@@ -1273,10 +1166,7 @@
         </w:rPr>
       </w:pPr>
       <w:r>
-        <w:rPr>
-          <w:lang w:val="ru-RU"/>
-        </w:rPr>
-        <w:t>До запуска финального тестирования необходимо зафиксировать список активов, источник данных, период наблюдений, частоту данных и горизонт прогноза. Для первого воспроизводимого эксперимента рекомендуется начать с одного ликвидного рыночного индекса или небольшого заранее обоснованного набора ликвидных акций, а затем расширить проверку. Выбор не должен зависеть от результатов на тестовом периоде.</w:t>
+        <w:t>Эксперимент использует дневные данные по шести активам: SPX, AAPL, MSFT, NVDA, AMZN и TSLA. Период наблюдений — с 26 июля 2017 г. по 9 октября 2026 г., по 2315 торговых дней на актив. Данные разделены хронологически: обучение — до 31 декабря 2022 г., валидация — с 3 января 2023 г. по 30 июня 2025 г., финальный тест — с 1 июля 2025 г. Финальный прогон планировался на последних 60 торговых днях каждого актива; из-за дневных лимитов бесплатных API для сопоставимости моделей успешно заполнен равный набор наблюдений по AAPL: 50 дней для обычного retrieval и 49 дней для режимно-зависимого (16 июля — 7 октября 2026 г.). Выбор окна не зависел от результатов моделей.</w:t>
       </w:r>
     </w:p>
     <w:p>
@@ -1286,110 +1176,7 @@
         </w:rPr>
       </w:pPr>
       <w:r>
-        <w:rPr>
-          <w:lang w:val="ru-RU"/>
-        </w:rPr>
-        <w:t xml:space="preserve">Для наблюдения на момент </w:t>
-      </w:r>
-      <w:r>
-        <w:t>t</w:t>
-      </w:r>
-      <w:r>
-        <w:rPr>
-          <w:lang w:val="ru-RU"/>
-        </w:rPr>
-        <w:t xml:space="preserve"> целевая переменная определяется как направление доходности на заранее заданном горизонте </w:t>
-      </w:r>
-      <w:r>
-        <w:t>h</w:t>
-      </w:r>
-      <w:r>
-        <w:rPr>
-          <w:lang w:val="ru-RU"/>
-        </w:rPr>
-        <w:t xml:space="preserve">: </w:t>
-      </w:r>
-      <w:r>
-        <w:t>y</w:t>
-      </w:r>
-      <w:r>
-        <w:rPr>
-          <w:lang w:val="ru-RU"/>
-        </w:rPr>
-        <w:t>(</w:t>
-      </w:r>
-      <w:r>
-        <w:t>t</w:t>
-      </w:r>
-      <w:r>
-        <w:rPr>
-          <w:lang w:val="ru-RU"/>
-        </w:rPr>
-        <w:t xml:space="preserve">)=1, если доходность от </w:t>
-      </w:r>
-      <w:r>
-        <w:t>t</w:t>
-      </w:r>
-      <w:r>
-        <w:rPr>
-          <w:lang w:val="ru-RU"/>
-        </w:rPr>
-        <w:t xml:space="preserve"> до </w:t>
-      </w:r>
-      <w:r>
-        <w:t>t</w:t>
-      </w:r>
-      <w:r>
-        <w:rPr>
-          <w:lang w:val="ru-RU"/>
-        </w:rPr>
-        <w:t>+</w:t>
-      </w:r>
-      <w:r>
-        <w:t>h</w:t>
-      </w:r>
-      <w:r>
-        <w:rPr>
-          <w:lang w:val="ru-RU"/>
-        </w:rPr>
-        <w:t xml:space="preserve"> превышает заранее установленный порог, и </w:t>
-      </w:r>
-      <w:r>
-        <w:t>y</w:t>
-      </w:r>
-      <w:r>
-        <w:rPr>
-          <w:lang w:val="ru-RU"/>
-        </w:rPr>
-        <w:t>(</w:t>
-      </w:r>
-      <w:r>
-        <w:t>t</w:t>
-      </w:r>
-      <w:r>
-        <w:rPr>
-          <w:lang w:val="ru-RU"/>
-        </w:rPr>
-        <w:t xml:space="preserve">)=0 в противном случае. Если вводится класс </w:t>
-      </w:r>
-      <w:r>
-        <w:t>HOLD</w:t>
-      </w:r>
-      <w:r>
-        <w:rPr>
-          <w:lang w:val="ru-RU"/>
-        </w:rPr>
-        <w:t xml:space="preserve">, его порог должен быть задан до тестирования и учитывать, например, минимальную величину движения или издержки. В документации следует явно указать, используется ли цена закрытия </w:t>
-      </w:r>
-      <w:r>
-        <w:lastRenderedPageBreak/>
-        <w:t>t</w:t>
-      </w:r>
-      <w:r>
-        <w:rPr>
-          <w:lang w:val="ru-RU"/>
-        </w:rPr>
-        <w:t xml:space="preserve"> для прогноза после закрытия торгов или прогноз формируется до закрытия; это определяет допустимый набор признаков.</w:t>
+        <w:t>Целевая переменная для горизонта h=1 определяется по ценам закрытия: y(t)=1, если Close(t+1)&gt;Close(t), и y(t)=0 в противном случае. Прогноз формируется по данным, доступным на закрытии дня t; сделка открывается по закрытию t и закрывается по закрытию t+1. Класс HOLD трактуется как отсутствие позиции.</w:t>
       </w:r>
     </w:p>
     <w:p>
@@ -1399,19 +1186,7 @@
         </w:rPr>
       </w:pPr>
       <w:r>
-        <w:rPr>
-          <w:lang w:val="ru-RU"/>
-        </w:rPr>
-        <w:t>Потенциальные признаки включают лаговые доходности, скользящую волатильность, скользящие средние, относительный индекс силы (</w:t>
-      </w:r>
-      <w:r>
-        <w:t>RSI</w:t>
-      </w:r>
-      <w:r>
-        <w:rPr>
-          <w:lang w:val="ru-RU"/>
-        </w:rPr>
-        <w:t>), расстояние цены до скользящих средних и объёмные признаки при наличии надёжных данных. Все преобразования, включая стандартизацию и отбор признаков, должны обучаться только на доступной к соответствующему моменту истории.</w:t>
+        <w:t>В прогоне использованы признаки: доходность за 5 дней, волатильность за 20 дней, RSI(14) и расстояние цены до MA200; для расчёта сходства дополнительно использовались волатильность за 5 дней и расстояние до MA20. Все преобразования, включая стандартизацию, оценивались только на доступной к моменту t истории.</w:t>
       </w:r>
     </w:p>
     <w:p>
@@ -1438,127 +1213,7 @@
         </w:rPr>
       </w:pPr>
       <w:r>
-        <w:rPr>
-          <w:lang w:val="ru-RU"/>
-        </w:rPr>
-        <w:t xml:space="preserve">В качестве кандидатов рассматриваются </w:t>
-      </w:r>
-      <w:r>
-        <w:t>K</w:t>
-      </w:r>
-      <w:r>
-        <w:rPr>
-          <w:lang w:val="ru-RU"/>
-        </w:rPr>
-        <w:t>-</w:t>
-      </w:r>
-      <w:r>
-        <w:t>Means</w:t>
-      </w:r>
-      <w:r>
-        <w:rPr>
-          <w:lang w:val="ru-RU"/>
-        </w:rPr>
-        <w:t xml:space="preserve">, </w:t>
-      </w:r>
-      <w:r>
-        <w:t>Gaussian</w:t>
-      </w:r>
-      <w:r>
-        <w:rPr>
-          <w:lang w:val="ru-RU"/>
-        </w:rPr>
-        <w:t xml:space="preserve"> </w:t>
-      </w:r>
-      <w:r>
-        <w:t>Mixture</w:t>
-      </w:r>
-      <w:r>
-        <w:rPr>
-          <w:lang w:val="ru-RU"/>
-        </w:rPr>
-        <w:t xml:space="preserve"> </w:t>
-      </w:r>
-      <w:r>
-        <w:t>Models</w:t>
-      </w:r>
-      <w:r>
-        <w:rPr>
-          <w:lang w:val="ru-RU"/>
-        </w:rPr>
-        <w:t xml:space="preserve">, </w:t>
-      </w:r>
-      <w:r>
-        <w:t>Hidden</w:t>
-      </w:r>
-      <w:r>
-        <w:rPr>
-          <w:lang w:val="ru-RU"/>
-        </w:rPr>
-        <w:t xml:space="preserve"> </w:t>
-      </w:r>
-      <w:r>
-        <w:t>Markov</w:t>
-      </w:r>
-      <w:r>
-        <w:rPr>
-          <w:lang w:val="ru-RU"/>
-        </w:rPr>
-        <w:t xml:space="preserve"> </w:t>
-      </w:r>
-      <w:r>
-        <w:t>Models</w:t>
-      </w:r>
-      <w:r>
-        <w:rPr>
-          <w:lang w:val="ru-RU"/>
-        </w:rPr>
-        <w:t xml:space="preserve"> и простая правиловая классификация как интерпретируемый базовый вариант. Конкретный алгоритм должен быть выбран на обучающей/валидационной части и затем зафиксирован для финального теста. Кластерам нельзя автоматически присваивать названия </w:t>
-      </w:r>
-      <w:r>
-        <w:t>Bull</w:t>
-      </w:r>
-      <w:r>
-        <w:rPr>
-          <w:lang w:val="ru-RU"/>
-        </w:rPr>
-        <w:t xml:space="preserve">, </w:t>
-      </w:r>
-      <w:r>
-        <w:t>Bear</w:t>
-      </w:r>
-      <w:r>
-        <w:rPr>
-          <w:lang w:val="ru-RU"/>
-        </w:rPr>
-        <w:t xml:space="preserve">, </w:t>
-      </w:r>
-      <w:r>
-        <w:t>Sideways</w:t>
-      </w:r>
-      <w:r>
-        <w:rPr>
-          <w:lang w:val="ru-RU"/>
-        </w:rPr>
-        <w:t xml:space="preserve"> и </w:t>
-      </w:r>
-      <w:r>
-        <w:t>High</w:t>
-      </w:r>
-      <w:r>
-        <w:rPr>
-          <w:lang w:val="ru-RU"/>
-        </w:rPr>
-        <w:t xml:space="preserve"> </w:t>
-      </w:r>
-      <w:r>
-        <w:t>Volatility</w:t>
-      </w:r>
-      <w:r>
-        <w:rPr>
-          <w:lang w:val="ru-RU"/>
-        </w:rPr>
-        <w:t xml:space="preserve"> без проверки их характеристик.</w:t>
+        <w:t>Рыночные режимы определены методом K-Means (k=4) по признакам return_5d, volatility_20d, distance_from_MA20 и distance_from_MA200. Модель обучена на данных до 31 декабря 2022 г., метки сглажены окном 3 дня. Кластерам присвоены интерпретируемые названия Bull, Bear, Sideways и High Volatility по их статистикам. В анализируемом окне AAPL преобладает Sideways (39 из 50 дней), реже встречаются Bull (7) и Bear (4); High Volatility не встретился.</w:t>
       </w:r>
     </w:p>
     <w:p>
@@ -1634,71 +1289,7 @@
         </w:rPr>
       </w:pPr>
       <w:r>
-        <w:rPr>
-          <w:lang w:val="ru-RU"/>
-        </w:rPr>
-        <w:t xml:space="preserve">Для каждого прогнозного момента формируется вектор признаков текущего окна и выполняется поиск </w:t>
-      </w:r>
-      <w:r>
-        <w:t>top</w:t>
-      </w:r>
-      <w:r>
-        <w:rPr>
-          <w:lang w:val="ru-RU"/>
-        </w:rPr>
-        <w:t>-</w:t>
-      </w:r>
-      <w:r>
-        <w:t>k</w:t>
-      </w:r>
-      <w:r>
-        <w:rPr>
-          <w:lang w:val="ru-RU"/>
-        </w:rPr>
-        <w:t xml:space="preserve"> наиболее похожих исторических окон. Признаки нормализуются параметрами, оценёнными только на доступной обучающей истории. Основной вариант сходства и значение </w:t>
-      </w:r>
-      <w:r>
-        <w:t>k</w:t>
-      </w:r>
-      <w:r>
-        <w:rPr>
-          <w:lang w:val="ru-RU"/>
-        </w:rPr>
-        <w:t xml:space="preserve"> фиксируются по валидационной выборке. При необходимости в дополнительных экспериментах </w:t>
-      </w:r>
-      <w:r>
-        <w:rPr>
-          <w:lang w:val="ru-RU"/>
-        </w:rPr>
-        <w:lastRenderedPageBreak/>
-        <w:t xml:space="preserve">можно сравнить евклидово расстояние и </w:t>
-      </w:r>
-      <w:r>
-        <w:t>Dynamic</w:t>
-      </w:r>
-      <w:r>
-        <w:rPr>
-          <w:lang w:val="ru-RU"/>
-        </w:rPr>
-        <w:t xml:space="preserve"> </w:t>
-      </w:r>
-      <w:r>
-        <w:t>Time</w:t>
-      </w:r>
-      <w:r>
-        <w:rPr>
-          <w:lang w:val="ru-RU"/>
-        </w:rPr>
-        <w:t xml:space="preserve"> </w:t>
-      </w:r>
-      <w:r>
-        <w:t>Warping</w:t>
-      </w:r>
-      <w:r>
-        <w:rPr>
-          <w:lang w:val="ru-RU"/>
-        </w:rPr>
-        <w:t>, но нельзя выбирать метрику по финальному тесту.</w:t>
+        <w:t>Для каждого прогнозного момента формировался вектор признаков и выполнялся поиск top-3 наиболее похожих исторических окон по косинусному расстоянию. Признаки нормализовались параметрами, оценёнными только на доступной истории; все аналоги ограничены датами, предшествующими t, а окно их исхода заканчивалось до t.</w:t>
       </w:r>
     </w:p>
     <w:p>
@@ -1769,19 +1360,7 @@
         </w:rPr>
       </w:pPr>
       <w:r>
-        <w:rPr>
-          <w:lang w:val="ru-RU"/>
-        </w:rPr>
-        <w:t xml:space="preserve">Каждая выбранная </w:t>
-      </w:r>
-      <w:r>
-        <w:t>LLM</w:t>
-      </w:r>
-      <w:r>
-        <w:rPr>
-          <w:lang w:val="ru-RU"/>
-        </w:rPr>
-        <w:t xml:space="preserve"> получает стандартизированный вход: текущие признаки, описание режима, правила интерпретации и доступные исторические аналоги. Модели должны выдавать результат в едином машинно-читаемом формате: класс направления, при наличии — оценку вероятности или уверенности, и краткое объяснение. Объяснение не используется как самостоятельное доказательство правильности прогноза.</w:t>
+        <w:t>Каждая LLM получала стандартизированный вход: текущие признаки, метку режима, top-3 исторических аналога без их будущих исходов и требование вернуть JSON с полями prediction, confidence, probability_up и explanation. В прогоне использованы три модели Google: Gemini 3.1 Flash Lite, Gemini 3.5 Flash Lite и Gemma 4 31B (temperature 0.2). Ответы кэшировались, сырые ответы сохранялись; невалидный JSON не заменялся случайным сигналом.</w:t>
       </w:r>
     </w:p>
     <w:p>
@@ -1791,10 +1370,7 @@
         </w:rPr>
       </w:pPr>
       <w:r>
-        <w:rPr>
-          <w:lang w:val="ru-RU"/>
-        </w:rPr>
-        <w:t>Сравниваются следующие стратегии объединения: голосование большинством; фиксированные веса, выбранные по валидационному периоду; режимно-зависимые веса, выбранные по валидационным наблюдениям соответствующего режима. Если наблюдений в конкретном режиме недостаточно для надёжной оценки весов, применяется заранее заданное сглаживание или общие веса. Все решения о весах и гиперпараметрах принимаются без доступа к финальному тестовому периоду.</w:t>
+        <w:t>Сравнивались два правила объединения: простое большинство голосов и взвешивание по confidence. Режимно-зависимые веса и ансамбль с обученными весами в текущем прогоне не запускались, поэтому E6 остаётся открытым.</w:t>
       </w:r>
     </w:p>
     <w:p>
@@ -1804,10 +1380,7 @@
         </w:rPr>
       </w:pPr>
       <w:r>
-        <w:rPr>
-          <w:lang w:val="ru-RU"/>
-        </w:rPr>
-        <w:t>Для воспроизводимости фиксируются точное название и версия модели, дата запуска, промпт, параметры генерации, формат ответа, правила обработки некорректных ответов, число повторов и стоимость вызовов. При недетерминированных моделях рекомендуется повторять запросы по заранее заданному протоколу и сохранять сырые ответы.</w:t>
+        <w:t>Для воспроизводимости зафиксированы названия моделей, дата запуска, промпт, temperature=0.2, формат ответа и правила обработки ошибок. Полные сырые ответы и журнал вызовов сохранены в llm_responses.jsonl и results/llm/llm_prompts_log.jsonl. Бесплатные модели OpenRouter (Nemotron 3.5, Liquid LFM 2.5, Gemma 4 31B) были исключены из равного анализа, поскольку дневной лимит free-тира (50 запросов) был исчерпан.</w:t>
       </w:r>
     </w:p>
     <w:p>
@@ -2859,28 +2432,1820 @@
     </w:p>
     <w:p>
       <w:pPr>
-        <w:rPr>
-          <w:lang w:val="ru-RU"/>
-        </w:rPr>
-      </w:pPr>
-      <w:r>
-        <w:rPr>
-          <w:lang w:val="ru-RU"/>
-        </w:rPr>
-        <w:t>Раздел предназначен для заполнения после завершения экспериментов. В итоговой версии необходимо привести: (1) описание данных и временных разбиений; (2) распределение режимов; (3) таблицу классификационных метрик по всем конфигурациям; (4) результаты торговой симуляции с издержками; (5) интервалы неопределённости и сравнение по временным окнам; (6) абляционный анализ; (7) анализ ошибок и примеры периодов, в которых режимно-зависимый подход ухудшает прогноз.</w:t>
+        <w:pStyle w:val="21"/>
+      </w:pPr>
+      <w:r>
+        <w:t>8.1. Данные и вычислительный протокол</w:t>
       </w:r>
     </w:p>
     <w:p>
-      <w:pPr>
-        <w:rPr>
-          <w:lang w:val="ru-RU"/>
-        </w:rPr>
-      </w:pPr>
-      <w:r>
-        <w:rPr>
-          <w:lang w:val="ru-RU"/>
-        </w:rPr>
-        <w:t>До получения эмпирических результатов численные значения, утверждения о превосходстве метода и формулировки вида «предложенный подход доказал эффективность» не приводятся. Отрицательные или смешанные результаты должны быть представлены наравне с положительными.</w:t>
+      <w:r>
+        <w:t>Эмпирическая часть выполнена на дневных данных AAPL за 16 июля — 7 октября 2026 г. (50 торговых дней; для режимно-зависимого retrieval доступно 49 дней). Доля дней роста составила 52%. Тест является вневыборочным: все аналоги и параметры режимной модели предшествуют прогнозному моменту. Классификация оценивалась по Accuracy, Balanced Accuracy, F1, MCC и Brier score; торговая симуляция — с комиссией 0.1%, проскальзыванием 0.05%, длинными и короткими позициями, HOLD означает отсутствие позиции. Для сравнения: Buy &amp; Hold даёт 1.65% за окно standard и -3.03% за окно regime-aware.</w:t>
+      </w:r>
+    </w:p>
+    <w:p>
+      <w:pPr>
+        <w:pStyle w:val="21"/>
+      </w:pPr>
+      <w:r>
+        <w:t>8.2. Распределение режимов</w:t>
+      </w:r>
+    </w:p>
+    <w:p>
+      <w:r>
+        <w:t>В окне преобладает Sideways — 39 из 50 дней; Bull — 7 дней, Bear — 4 дня; режим High Volatility не встретился. Поэтому выводы о поведении в разных режимах носят предварительный характер: наблюдений в Bull и Bear недостаточно для устойчивых оценок.</w:t>
+      </w:r>
+    </w:p>
+    <w:p>
+      <w:pPr>
+        <w:pStyle w:val="21"/>
+      </w:pPr>
+      <w:r>
+        <w:t>8.3. Классификационные результаты</w:t>
+      </w:r>
+    </w:p>
+    <w:p>
+      <w:r>
+        <w:t>Таблица 1 содержит метрики для отдельных моделей и ансамблей. Лучшую Accuracy показала Gemma 4 31B с обычным retrieval — 0.480 (Balanced Accuracy 0.474, MCC 0.170). Ансамбль большинством с обычным retrieval дал Accuracy 0.420 и лучший среди конфигураций MCC 0.188. Gemini 3.1 Flash Lite показал более низкую Accuracy (0.320), но сопоставимый MCC (0.188) и высокую доходность за счёт меньшего числа сделок. Gemini 3.5 Flash Lite оказался слабейшим: 0.280 при обычном retrieval и 0.163 при режимно-зависимом.</w:t>
+      </w:r>
+    </w:p>
+    <w:p>
+      <w:r>
+        <w:rPr>
+          <w:b/>
+        </w:rPr>
+        <w:t>Таблица 1. Классификационные метрики, AAPL, равный набор наблюдений.</w:t>
+      </w:r>
+    </w:p>
+    <w:tbl>
+      <w:tblPr>
+        <w:tblStyle w:val="aff0"/>
+        <w:tblW w:type="auto" w:w="0"/>
+        <w:tblLook w:firstColumn="1" w:firstRow="1" w:lastColumn="0" w:lastRow="0" w:noHBand="0" w:noVBand="1" w:val="04A0"/>
+      </w:tblPr>
+      <w:tblGrid>
+        <w:gridCol w:w="1377"/>
+        <w:gridCol w:w="1377"/>
+        <w:gridCol w:w="1377"/>
+        <w:gridCol w:w="1377"/>
+        <w:gridCol w:w="1377"/>
+        <w:gridCol w:w="1377"/>
+        <w:gridCol w:w="1377"/>
+      </w:tblGrid>
+      <w:tr>
+        <w:tc>
+          <w:tcPr>
+            <w:tcW w:type="dxa" w:w="1377"/>
+          </w:tcPr>
+          <w:p>
+            <w:r/>
+            <w:r>
+              <w:rPr>
+                <w:b/>
+              </w:rPr>
+              <w:t>Конфигурация</w:t>
+            </w:r>
+          </w:p>
+        </w:tc>
+        <w:tc>
+          <w:tcPr>
+            <w:tcW w:type="dxa" w:w="1377"/>
+          </w:tcPr>
+          <w:p>
+            <w:r/>
+            <w:r>
+              <w:rPr>
+                <w:b/>
+              </w:rPr>
+              <w:t>n</w:t>
+            </w:r>
+          </w:p>
+        </w:tc>
+        <w:tc>
+          <w:tcPr>
+            <w:tcW w:type="dxa" w:w="1377"/>
+          </w:tcPr>
+          <w:p>
+            <w:r/>
+            <w:r>
+              <w:rPr>
+                <w:b/>
+              </w:rPr>
+              <w:t>Accuracy</w:t>
+            </w:r>
+          </w:p>
+        </w:tc>
+        <w:tc>
+          <w:tcPr>
+            <w:tcW w:type="dxa" w:w="1377"/>
+          </w:tcPr>
+          <w:p>
+            <w:r/>
+            <w:r>
+              <w:rPr>
+                <w:b/>
+              </w:rPr>
+              <w:t>Bal. Acc.</w:t>
+            </w:r>
+          </w:p>
+        </w:tc>
+        <w:tc>
+          <w:tcPr>
+            <w:tcW w:type="dxa" w:w="1377"/>
+          </w:tcPr>
+          <w:p>
+            <w:r/>
+            <w:r>
+              <w:rPr>
+                <w:b/>
+              </w:rPr>
+              <w:t>F1</w:t>
+            </w:r>
+          </w:p>
+        </w:tc>
+        <w:tc>
+          <w:tcPr>
+            <w:tcW w:type="dxa" w:w="1377"/>
+          </w:tcPr>
+          <w:p>
+            <w:r/>
+            <w:r>
+              <w:rPr>
+                <w:b/>
+              </w:rPr>
+              <w:t>MCC</w:t>
+            </w:r>
+          </w:p>
+        </w:tc>
+        <w:tc>
+          <w:tcPr>
+            <w:tcW w:type="dxa" w:w="1377"/>
+          </w:tcPr>
+          <w:p>
+            <w:r/>
+            <w:r>
+              <w:rPr>
+                <w:b/>
+              </w:rPr>
+              <w:t>Brier</w:t>
+            </w:r>
+          </w:p>
+        </w:tc>
+      </w:tr>
+      <w:tr>
+        <w:tc>
+          <w:tcPr>
+            <w:tcW w:type="dxa" w:w="1377"/>
+          </w:tcPr>
+          <w:p>
+            <w:r/>
+            <w:r>
+              <w:t>Gemma 4 31B — standard</w:t>
+            </w:r>
+          </w:p>
+        </w:tc>
+        <w:tc>
+          <w:tcPr>
+            <w:tcW w:type="dxa" w:w="1377"/>
+          </w:tcPr>
+          <w:p>
+            <w:r/>
+            <w:r>
+              <w:t>50</w:t>
+            </w:r>
+          </w:p>
+        </w:tc>
+        <w:tc>
+          <w:tcPr>
+            <w:tcW w:type="dxa" w:w="1377"/>
+          </w:tcPr>
+          <w:p>
+            <w:r/>
+            <w:r>
+              <w:t>0.480</w:t>
+            </w:r>
+          </w:p>
+        </w:tc>
+        <w:tc>
+          <w:tcPr>
+            <w:tcW w:type="dxa" w:w="1377"/>
+          </w:tcPr>
+          <w:p>
+            <w:r/>
+            <w:r>
+              <w:t>0.474</w:t>
+            </w:r>
+          </w:p>
+        </w:tc>
+        <w:tc>
+          <w:tcPr>
+            <w:tcW w:type="dxa" w:w="1377"/>
+          </w:tcPr>
+          <w:p>
+            <w:r/>
+            <w:r>
+              <w:t>0.353</w:t>
+            </w:r>
+          </w:p>
+        </w:tc>
+        <w:tc>
+          <w:tcPr>
+            <w:tcW w:type="dxa" w:w="1377"/>
+          </w:tcPr>
+          <w:p>
+            <w:r/>
+            <w:r>
+              <w:t>0.170</w:t>
+            </w:r>
+          </w:p>
+        </w:tc>
+        <w:tc>
+          <w:tcPr>
+            <w:tcW w:type="dxa" w:w="1377"/>
+          </w:tcPr>
+          <w:p>
+            <w:r/>
+            <w:r>
+              <w:t>0.240</w:t>
+            </w:r>
+          </w:p>
+        </w:tc>
+      </w:tr>
+      <w:tr>
+        <w:tc>
+          <w:tcPr>
+            <w:tcW w:type="dxa" w:w="1377"/>
+          </w:tcPr>
+          <w:p>
+            <w:r/>
+            <w:r>
+              <w:t>Gemini 3.1 Flash Lite — standard</w:t>
+            </w:r>
+          </w:p>
+        </w:tc>
+        <w:tc>
+          <w:tcPr>
+            <w:tcW w:type="dxa" w:w="1377"/>
+          </w:tcPr>
+          <w:p>
+            <w:r/>
+            <w:r>
+              <w:t>50</w:t>
+            </w:r>
+          </w:p>
+        </w:tc>
+        <w:tc>
+          <w:tcPr>
+            <w:tcW w:type="dxa" w:w="1377"/>
+          </w:tcPr>
+          <w:p>
+            <w:r/>
+            <w:r>
+              <w:t>0.320</w:t>
+            </w:r>
+          </w:p>
+        </w:tc>
+        <w:tc>
+          <w:tcPr>
+            <w:tcW w:type="dxa" w:w="1377"/>
+          </w:tcPr>
+          <w:p>
+            <w:r/>
+            <w:r>
+              <w:t>0.322</w:t>
+            </w:r>
+          </w:p>
+        </w:tc>
+        <w:tc>
+          <w:tcPr>
+            <w:tcW w:type="dxa" w:w="1377"/>
+          </w:tcPr>
+          <w:p>
+            <w:r/>
+            <w:r>
+              <w:t>0.295</w:t>
+            </w:r>
+          </w:p>
+        </w:tc>
+        <w:tc>
+          <w:tcPr>
+            <w:tcW w:type="dxa" w:w="1377"/>
+          </w:tcPr>
+          <w:p>
+            <w:r/>
+            <w:r>
+              <w:t>0.188</w:t>
+            </w:r>
+          </w:p>
+        </w:tc>
+        <w:tc>
+          <w:tcPr>
+            <w:tcW w:type="dxa" w:w="1377"/>
+          </w:tcPr>
+          <w:p>
+            <w:r/>
+            <w:r>
+              <w:t>0.230</w:t>
+            </w:r>
+          </w:p>
+        </w:tc>
+      </w:tr>
+      <w:tr>
+        <w:tc>
+          <w:tcPr>
+            <w:tcW w:type="dxa" w:w="1377"/>
+          </w:tcPr>
+          <w:p>
+            <w:r/>
+            <w:r>
+              <w:t>Gemini 3.5 Flash Lite — standard</w:t>
+            </w:r>
+          </w:p>
+        </w:tc>
+        <w:tc>
+          <w:tcPr>
+            <w:tcW w:type="dxa" w:w="1377"/>
+          </w:tcPr>
+          <w:p>
+            <w:r/>
+            <w:r>
+              <w:t>50</w:t>
+            </w:r>
+          </w:p>
+        </w:tc>
+        <w:tc>
+          <w:tcPr>
+            <w:tcW w:type="dxa" w:w="1377"/>
+          </w:tcPr>
+          <w:p>
+            <w:r/>
+            <w:r>
+              <w:t>0.280</w:t>
+            </w:r>
+          </w:p>
+        </w:tc>
+        <w:tc>
+          <w:tcPr>
+            <w:tcW w:type="dxa" w:w="1377"/>
+          </w:tcPr>
+          <w:p>
+            <w:r/>
+            <w:r>
+              <w:t>0.272</w:t>
+            </w:r>
+          </w:p>
+        </w:tc>
+        <w:tc>
+          <w:tcPr>
+            <w:tcW w:type="dxa" w:w="1377"/>
+          </w:tcPr>
+          <w:p>
+            <w:r/>
+            <w:r>
+              <w:t>0.229</w:t>
+            </w:r>
+          </w:p>
+        </w:tc>
+        <w:tc>
+          <w:tcPr>
+            <w:tcW w:type="dxa" w:w="1377"/>
+          </w:tcPr>
+          <w:p>
+            <w:r/>
+            <w:r>
+              <w:t>0.124</w:t>
+            </w:r>
+          </w:p>
+        </w:tc>
+        <w:tc>
+          <w:tcPr>
+            <w:tcW w:type="dxa" w:w="1377"/>
+          </w:tcPr>
+          <w:p>
+            <w:r/>
+            <w:r>
+              <w:t>0.242</w:t>
+            </w:r>
+          </w:p>
+        </w:tc>
+      </w:tr>
+      <w:tr>
+        <w:tc>
+          <w:tcPr>
+            <w:tcW w:type="dxa" w:w="1377"/>
+          </w:tcPr>
+          <w:p>
+            <w:r/>
+            <w:r>
+              <w:t>Gemma 4 31B — regime-aware</w:t>
+            </w:r>
+          </w:p>
+        </w:tc>
+        <w:tc>
+          <w:tcPr>
+            <w:tcW w:type="dxa" w:w="1377"/>
+          </w:tcPr>
+          <w:p>
+            <w:r/>
+            <w:r>
+              <w:t>49</w:t>
+            </w:r>
+          </w:p>
+        </w:tc>
+        <w:tc>
+          <w:tcPr>
+            <w:tcW w:type="dxa" w:w="1377"/>
+          </w:tcPr>
+          <w:p>
+            <w:r/>
+            <w:r>
+              <w:t>0.429</w:t>
+            </w:r>
+          </w:p>
+        </w:tc>
+        <w:tc>
+          <w:tcPr>
+            <w:tcW w:type="dxa" w:w="1377"/>
+          </w:tcPr>
+          <w:p>
+            <w:r/>
+            <w:r>
+              <w:t>0.414</w:t>
+            </w:r>
+          </w:p>
+        </w:tc>
+        <w:tc>
+          <w:tcPr>
+            <w:tcW w:type="dxa" w:w="1377"/>
+          </w:tcPr>
+          <w:p>
+            <w:r/>
+            <w:r>
+              <w:t>0.303</w:t>
+            </w:r>
+          </w:p>
+        </w:tc>
+        <w:tc>
+          <w:tcPr>
+            <w:tcW w:type="dxa" w:w="1377"/>
+          </w:tcPr>
+          <w:p>
+            <w:r/>
+            <w:r>
+              <w:t>0.031</w:t>
+            </w:r>
+          </w:p>
+        </w:tc>
+        <w:tc>
+          <w:tcPr>
+            <w:tcW w:type="dxa" w:w="1377"/>
+          </w:tcPr>
+          <w:p>
+            <w:r/>
+            <w:r>
+              <w:t>0.259</w:t>
+            </w:r>
+          </w:p>
+        </w:tc>
+      </w:tr>
+      <w:tr>
+        <w:tc>
+          <w:tcPr>
+            <w:tcW w:type="dxa" w:w="1377"/>
+          </w:tcPr>
+          <w:p>
+            <w:r/>
+            <w:r>
+              <w:t>Gemini 3.1 Flash Lite — regime-aware</w:t>
+            </w:r>
+          </w:p>
+        </w:tc>
+        <w:tc>
+          <w:tcPr>
+            <w:tcW w:type="dxa" w:w="1377"/>
+          </w:tcPr>
+          <w:p>
+            <w:r/>
+            <w:r>
+              <w:t>49</w:t>
+            </w:r>
+          </w:p>
+        </w:tc>
+        <w:tc>
+          <w:tcPr>
+            <w:tcW w:type="dxa" w:w="1377"/>
+          </w:tcPr>
+          <w:p>
+            <w:r/>
+            <w:r>
+              <w:t>0.286</w:t>
+            </w:r>
+          </w:p>
+        </w:tc>
+        <w:tc>
+          <w:tcPr>
+            <w:tcW w:type="dxa" w:w="1377"/>
+          </w:tcPr>
+          <w:p>
+            <w:r/>
+            <w:r>
+              <w:t>0.289</w:t>
+            </w:r>
+          </w:p>
+        </w:tc>
+        <w:tc>
+          <w:tcPr>
+            <w:tcW w:type="dxa" w:w="1377"/>
+          </w:tcPr>
+          <w:p>
+            <w:r/>
+            <w:r>
+              <w:t>0.271</w:t>
+            </w:r>
+          </w:p>
+        </w:tc>
+        <w:tc>
+          <w:tcPr>
+            <w:tcW w:type="dxa" w:w="1377"/>
+          </w:tcPr>
+          <w:p>
+            <w:r/>
+            <w:r>
+              <w:t>0.158</w:t>
+            </w:r>
+          </w:p>
+        </w:tc>
+        <w:tc>
+          <w:tcPr>
+            <w:tcW w:type="dxa" w:w="1377"/>
+          </w:tcPr>
+          <w:p>
+            <w:r/>
+            <w:r>
+              <w:t>0.241</w:t>
+            </w:r>
+          </w:p>
+        </w:tc>
+      </w:tr>
+      <w:tr>
+        <w:tc>
+          <w:tcPr>
+            <w:tcW w:type="dxa" w:w="1377"/>
+          </w:tcPr>
+          <w:p>
+            <w:r/>
+            <w:r>
+              <w:t>Gemini 3.5 Flash Lite — regime-aware</w:t>
+            </w:r>
+          </w:p>
+        </w:tc>
+        <w:tc>
+          <w:tcPr>
+            <w:tcW w:type="dxa" w:w="1377"/>
+          </w:tcPr>
+          <w:p>
+            <w:r/>
+            <w:r>
+              <w:t>49</w:t>
+            </w:r>
+          </w:p>
+        </w:tc>
+        <w:tc>
+          <w:tcPr>
+            <w:tcW w:type="dxa" w:w="1377"/>
+          </w:tcPr>
+          <w:p>
+            <w:r/>
+            <w:r>
+              <w:t>0.163</w:t>
+            </w:r>
+          </w:p>
+        </w:tc>
+        <w:tc>
+          <w:tcPr>
+            <w:tcW w:type="dxa" w:w="1377"/>
+          </w:tcPr>
+          <w:p>
+            <w:r/>
+            <w:r>
+              <w:t>0.148</w:t>
+            </w:r>
+          </w:p>
+        </w:tc>
+        <w:tc>
+          <w:tcPr>
+            <w:tcW w:type="dxa" w:w="1377"/>
+          </w:tcPr>
+          <w:p>
+            <w:r/>
+            <w:r>
+              <w:t>0.130</w:t>
+            </w:r>
+          </w:p>
+        </w:tc>
+        <w:tc>
+          <w:tcPr>
+            <w:tcW w:type="dxa" w:w="1377"/>
+          </w:tcPr>
+          <w:p>
+            <w:r/>
+            <w:r>
+              <w:t>-0.026</w:t>
+            </w:r>
+          </w:p>
+        </w:tc>
+        <w:tc>
+          <w:tcPr>
+            <w:tcW w:type="dxa" w:w="1377"/>
+          </w:tcPr>
+          <w:p>
+            <w:r/>
+            <w:r>
+              <w:t>0.251</w:t>
+            </w:r>
+          </w:p>
+        </w:tc>
+      </w:tr>
+      <w:tr>
+        <w:tc>
+          <w:tcPr>
+            <w:tcW w:type="dxa" w:w="1377"/>
+          </w:tcPr>
+          <w:p>
+            <w:r/>
+            <w:r>
+              <w:t>Ансамбль majority — standard</w:t>
+            </w:r>
+          </w:p>
+        </w:tc>
+        <w:tc>
+          <w:tcPr>
+            <w:tcW w:type="dxa" w:w="1377"/>
+          </w:tcPr>
+          <w:p>
+            <w:r/>
+            <w:r>
+              <w:t>50</w:t>
+            </w:r>
+          </w:p>
+        </w:tc>
+        <w:tc>
+          <w:tcPr>
+            <w:tcW w:type="dxa" w:w="1377"/>
+          </w:tcPr>
+          <w:p>
+            <w:r/>
+            <w:r>
+              <w:t>0.420</w:t>
+            </w:r>
+          </w:p>
+        </w:tc>
+        <w:tc>
+          <w:tcPr>
+            <w:tcW w:type="dxa" w:w="1377"/>
+          </w:tcPr>
+          <w:p>
+            <w:r/>
+            <w:r>
+              <w:t>0.418</w:t>
+            </w:r>
+          </w:p>
+        </w:tc>
+        <w:tc>
+          <w:tcPr>
+            <w:tcW w:type="dxa" w:w="1377"/>
+          </w:tcPr>
+          <w:p>
+            <w:r/>
+            <w:r>
+              <w:t>0.344</w:t>
+            </w:r>
+          </w:p>
+        </w:tc>
+        <w:tc>
+          <w:tcPr>
+            <w:tcW w:type="dxa" w:w="1377"/>
+          </w:tcPr>
+          <w:p>
+            <w:r/>
+            <w:r>
+              <w:t>0.188</w:t>
+            </w:r>
+          </w:p>
+        </w:tc>
+        <w:tc>
+          <w:tcPr>
+            <w:tcW w:type="dxa" w:w="1377"/>
+          </w:tcPr>
+          <w:p>
+            <w:r/>
+            <w:r>
+              <w:t>0.233</w:t>
+            </w:r>
+          </w:p>
+        </w:tc>
+      </w:tr>
+      <w:tr>
+        <w:tc>
+          <w:tcPr>
+            <w:tcW w:type="dxa" w:w="1377"/>
+          </w:tcPr>
+          <w:p>
+            <w:r/>
+            <w:r>
+              <w:t>Ансамбль confidence — standard</w:t>
+            </w:r>
+          </w:p>
+        </w:tc>
+        <w:tc>
+          <w:tcPr>
+            <w:tcW w:type="dxa" w:w="1377"/>
+          </w:tcPr>
+          <w:p>
+            <w:r/>
+            <w:r>
+              <w:t>50</w:t>
+            </w:r>
+          </w:p>
+        </w:tc>
+        <w:tc>
+          <w:tcPr>
+            <w:tcW w:type="dxa" w:w="1377"/>
+          </w:tcPr>
+          <w:p>
+            <w:r/>
+            <w:r>
+              <w:t>0.420</w:t>
+            </w:r>
+          </w:p>
+        </w:tc>
+        <w:tc>
+          <w:tcPr>
+            <w:tcW w:type="dxa" w:w="1377"/>
+          </w:tcPr>
+          <w:p>
+            <w:r/>
+            <w:r>
+              <w:t>0.418</w:t>
+            </w:r>
+          </w:p>
+        </w:tc>
+        <w:tc>
+          <w:tcPr>
+            <w:tcW w:type="dxa" w:w="1377"/>
+          </w:tcPr>
+          <w:p>
+            <w:r/>
+            <w:r>
+              <w:t>0.340</w:t>
+            </w:r>
+          </w:p>
+        </w:tc>
+        <w:tc>
+          <w:tcPr>
+            <w:tcW w:type="dxa" w:w="1377"/>
+          </w:tcPr>
+          <w:p>
+            <w:r/>
+            <w:r>
+              <w:t>0.171</w:t>
+            </w:r>
+          </w:p>
+        </w:tc>
+        <w:tc>
+          <w:tcPr>
+            <w:tcW w:type="dxa" w:w="1377"/>
+          </w:tcPr>
+          <w:p>
+            <w:r/>
+            <w:r>
+              <w:t>0.233</w:t>
+            </w:r>
+          </w:p>
+        </w:tc>
+      </w:tr>
+      <w:tr>
+        <w:tc>
+          <w:tcPr>
+            <w:tcW w:type="dxa" w:w="1377"/>
+          </w:tcPr>
+          <w:p>
+            <w:r/>
+            <w:r>
+              <w:t>Ансамбль majority — regime-aware</w:t>
+            </w:r>
+          </w:p>
+        </w:tc>
+        <w:tc>
+          <w:tcPr>
+            <w:tcW w:type="dxa" w:w="1377"/>
+          </w:tcPr>
+          <w:p>
+            <w:r/>
+            <w:r>
+              <w:t>49</w:t>
+            </w:r>
+          </w:p>
+        </w:tc>
+        <w:tc>
+          <w:tcPr>
+            <w:tcW w:type="dxa" w:w="1377"/>
+          </w:tcPr>
+          <w:p>
+            <w:r/>
+            <w:r>
+              <w:t>0.306</w:t>
+            </w:r>
+          </w:p>
+        </w:tc>
+        <w:tc>
+          <w:tcPr>
+            <w:tcW w:type="dxa" w:w="1377"/>
+          </w:tcPr>
+          <w:p>
+            <w:r/>
+            <w:r>
+              <w:t>0.303</w:t>
+            </w:r>
+          </w:p>
+        </w:tc>
+        <w:tc>
+          <w:tcPr>
+            <w:tcW w:type="dxa" w:w="1377"/>
+          </w:tcPr>
+          <w:p>
+            <w:r/>
+            <w:r>
+              <w:t>0.261</w:t>
+            </w:r>
+          </w:p>
+        </w:tc>
+        <w:tc>
+          <w:tcPr>
+            <w:tcW w:type="dxa" w:w="1377"/>
+          </w:tcPr>
+          <w:p>
+            <w:r/>
+            <w:r>
+              <w:t>0.045</w:t>
+            </w:r>
+          </w:p>
+        </w:tc>
+        <w:tc>
+          <w:tcPr>
+            <w:tcW w:type="dxa" w:w="1377"/>
+          </w:tcPr>
+          <w:p>
+            <w:r/>
+            <w:r>
+              <w:t>0.246</w:t>
+            </w:r>
+          </w:p>
+        </w:tc>
+      </w:tr>
+      <w:tr>
+        <w:tc>
+          <w:tcPr>
+            <w:tcW w:type="dxa" w:w="1377"/>
+          </w:tcPr>
+          <w:p>
+            <w:r/>
+            <w:r>
+              <w:t>Ансамбль confidence — regime-aware</w:t>
+            </w:r>
+          </w:p>
+        </w:tc>
+        <w:tc>
+          <w:tcPr>
+            <w:tcW w:type="dxa" w:w="1377"/>
+          </w:tcPr>
+          <w:p>
+            <w:r/>
+            <w:r>
+              <w:t>49</w:t>
+            </w:r>
+          </w:p>
+        </w:tc>
+        <w:tc>
+          <w:tcPr>
+            <w:tcW w:type="dxa" w:w="1377"/>
+          </w:tcPr>
+          <w:p>
+            <w:r/>
+            <w:r>
+              <w:t>0.306</w:t>
+            </w:r>
+          </w:p>
+        </w:tc>
+        <w:tc>
+          <w:tcPr>
+            <w:tcW w:type="dxa" w:w="1377"/>
+          </w:tcPr>
+          <w:p>
+            <w:r/>
+            <w:r>
+              <w:t>0.303</w:t>
+            </w:r>
+          </w:p>
+        </w:tc>
+        <w:tc>
+          <w:tcPr>
+            <w:tcW w:type="dxa" w:w="1377"/>
+          </w:tcPr>
+          <w:p>
+            <w:r/>
+            <w:r>
+              <w:t>0.257</w:t>
+            </w:r>
+          </w:p>
+        </w:tc>
+        <w:tc>
+          <w:tcPr>
+            <w:tcW w:type="dxa" w:w="1377"/>
+          </w:tcPr>
+          <w:p>
+            <w:r/>
+            <w:r>
+              <w:t>0.029</w:t>
+            </w:r>
+          </w:p>
+        </w:tc>
+        <w:tc>
+          <w:tcPr>
+            <w:tcW w:type="dxa" w:w="1377"/>
+          </w:tcPr>
+          <w:p>
+            <w:r/>
+            <w:r>
+              <w:t>0.246</w:t>
+            </w:r>
+          </w:p>
+        </w:tc>
+      </w:tr>
+    </w:tbl>
+    <w:p/>
+    <w:p>
+      <w:pPr>
+        <w:pStyle w:val="21"/>
+      </w:pPr>
+      <w:r>
+        <w:t>8.4. Торговые результаты</w:t>
+      </w:r>
+    </w:p>
+    <w:p>
+      <w:r>
+        <w:t>Таблица 2 показывает результаты торговой симуляции. Наибольшую накопленную доходность при обычном retrieval дали Gemini 3.1 Flash Lite (16.6%, Sharpe 6.18) и Gemma 4 31B (12.9%, Sharpe 2.47); ансамбль большинством — 12.5% (Sharpe 2.60). Режимно-зависимый retrieval ухудшил результаты: ансамбль majority дал 0.5% (Sharpe 0.22), confidence — -0.05% (Sharpe 0.10). Высокий Sharpe у Gemini 3.1 объясняется малым числом сделок (15) и низкой волатильностью, а не высокой точностью, поэтому не должен интерпретироваться как устойчивое преимущество.</w:t>
+      </w:r>
+    </w:p>
+    <w:p>
+      <w:r>
+        <w:rPr>
+          <w:b/>
+        </w:rPr>
+        <w:t>Таблица 2. Торговые метрики, AAPL, издержки учтены.</w:t>
+      </w:r>
+    </w:p>
+    <w:tbl>
+      <w:tblPr>
+        <w:tblStyle w:val="aff0"/>
+        <w:tblW w:type="auto" w:w="0"/>
+        <w:tblLook w:firstColumn="1" w:firstRow="1" w:lastColumn="0" w:lastRow="0" w:noHBand="0" w:noVBand="1" w:val="04A0"/>
+      </w:tblPr>
+      <w:tblGrid>
+        <w:gridCol w:w="1606"/>
+        <w:gridCol w:w="1606"/>
+        <w:gridCol w:w="1606"/>
+        <w:gridCol w:w="1606"/>
+        <w:gridCol w:w="1606"/>
+        <w:gridCol w:w="1606"/>
+      </w:tblGrid>
+      <w:tr>
+        <w:tc>
+          <w:tcPr>
+            <w:tcW w:type="dxa" w:w="1606"/>
+          </w:tcPr>
+          <w:p>
+            <w:r/>
+            <w:r>
+              <w:rPr>
+                <w:b/>
+              </w:rPr>
+              <w:t>Конфигурация</w:t>
+            </w:r>
+          </w:p>
+        </w:tc>
+        <w:tc>
+          <w:tcPr>
+            <w:tcW w:type="dxa" w:w="1606"/>
+          </w:tcPr>
+          <w:p>
+            <w:r/>
+            <w:r>
+              <w:rPr>
+                <w:b/>
+              </w:rPr>
+              <w:t>Доходность</w:t>
+            </w:r>
+          </w:p>
+        </w:tc>
+        <w:tc>
+          <w:tcPr>
+            <w:tcW w:type="dxa" w:w="1606"/>
+          </w:tcPr>
+          <w:p>
+            <w:r/>
+            <w:r>
+              <w:rPr>
+                <w:b/>
+              </w:rPr>
+              <w:t>Sharpe</w:t>
+            </w:r>
+          </w:p>
+        </w:tc>
+        <w:tc>
+          <w:tcPr>
+            <w:tcW w:type="dxa" w:w="1606"/>
+          </w:tcPr>
+          <w:p>
+            <w:r/>
+            <w:r>
+              <w:rPr>
+                <w:b/>
+              </w:rPr>
+              <w:t>Max DD</w:t>
+            </w:r>
+          </w:p>
+        </w:tc>
+        <w:tc>
+          <w:tcPr>
+            <w:tcW w:type="dxa" w:w="1606"/>
+          </w:tcPr>
+          <w:p>
+            <w:r/>
+            <w:r>
+              <w:rPr>
+                <w:b/>
+              </w:rPr>
+              <w:t>Win rate</w:t>
+            </w:r>
+          </w:p>
+        </w:tc>
+        <w:tc>
+          <w:tcPr>
+            <w:tcW w:type="dxa" w:w="1606"/>
+          </w:tcPr>
+          <w:p>
+            <w:r/>
+            <w:r>
+              <w:rPr>
+                <w:b/>
+              </w:rPr>
+              <w:t>Сделки</w:t>
+            </w:r>
+          </w:p>
+        </w:tc>
+      </w:tr>
+      <w:tr>
+        <w:tc>
+          <w:tcPr>
+            <w:tcW w:type="dxa" w:w="1606"/>
+          </w:tcPr>
+          <w:p>
+            <w:r/>
+            <w:r>
+              <w:t>Gemma 4 31B — standard</w:t>
+            </w:r>
+          </w:p>
+        </w:tc>
+        <w:tc>
+          <w:tcPr>
+            <w:tcW w:type="dxa" w:w="1606"/>
+          </w:tcPr>
+          <w:p>
+            <w:r/>
+            <w:r>
+              <w:t>12.87%</w:t>
+            </w:r>
+          </w:p>
+        </w:tc>
+        <w:tc>
+          <w:tcPr>
+            <w:tcW w:type="dxa" w:w="1606"/>
+          </w:tcPr>
+          <w:p>
+            <w:r/>
+            <w:r>
+              <w:t>2.47</w:t>
+            </w:r>
+          </w:p>
+        </w:tc>
+        <w:tc>
+          <w:tcPr>
+            <w:tcW w:type="dxa" w:w="1606"/>
+          </w:tcPr>
+          <w:p>
+            <w:r/>
+            <w:r>
+              <w:t>-10.77%</w:t>
+            </w:r>
+          </w:p>
+        </w:tc>
+        <w:tc>
+          <w:tcPr>
+            <w:tcW w:type="dxa" w:w="1606"/>
+          </w:tcPr>
+          <w:p>
+            <w:r/>
+            <w:r>
+              <w:t>0.460</w:t>
+            </w:r>
+          </w:p>
+        </w:tc>
+        <w:tc>
+          <w:tcPr>
+            <w:tcW w:type="dxa" w:w="1606"/>
+          </w:tcPr>
+          <w:p>
+            <w:r/>
+            <w:r>
+              <w:t>25</w:t>
+            </w:r>
+          </w:p>
+        </w:tc>
+      </w:tr>
+      <w:tr>
+        <w:tc>
+          <w:tcPr>
+            <w:tcW w:type="dxa" w:w="1606"/>
+          </w:tcPr>
+          <w:p>
+            <w:r/>
+            <w:r>
+              <w:t>Gemini 3.1 Flash Lite — standard</w:t>
+            </w:r>
+          </w:p>
+        </w:tc>
+        <w:tc>
+          <w:tcPr>
+            <w:tcW w:type="dxa" w:w="1606"/>
+          </w:tcPr>
+          <w:p>
+            <w:r/>
+            <w:r>
+              <w:t>16.60%</w:t>
+            </w:r>
+          </w:p>
+        </w:tc>
+        <w:tc>
+          <w:tcPr>
+            <w:tcW w:type="dxa" w:w="1606"/>
+          </w:tcPr>
+          <w:p>
+            <w:r/>
+            <w:r>
+              <w:t>6.18</w:t>
+            </w:r>
+          </w:p>
+        </w:tc>
+        <w:tc>
+          <w:tcPr>
+            <w:tcW w:type="dxa" w:w="1606"/>
+          </w:tcPr>
+          <w:p>
+            <w:r/>
+            <w:r>
+              <w:t>-1.17%</w:t>
+            </w:r>
+          </w:p>
+        </w:tc>
+        <w:tc>
+          <w:tcPr>
+            <w:tcW w:type="dxa" w:w="1606"/>
+          </w:tcPr>
+          <w:p>
+            <w:r/>
+            <w:r>
+              <w:t>0.300</w:t>
+            </w:r>
+          </w:p>
+        </w:tc>
+        <w:tc>
+          <w:tcPr>
+            <w:tcW w:type="dxa" w:w="1606"/>
+          </w:tcPr>
+          <w:p>
+            <w:r/>
+            <w:r>
+              <w:t>15</w:t>
+            </w:r>
+          </w:p>
+        </w:tc>
+      </w:tr>
+      <w:tr>
+        <w:tc>
+          <w:tcPr>
+            <w:tcW w:type="dxa" w:w="1606"/>
+          </w:tcPr>
+          <w:p>
+            <w:r/>
+            <w:r>
+              <w:t>Gemini 3.5 Flash Lite — standard</w:t>
+            </w:r>
+          </w:p>
+        </w:tc>
+        <w:tc>
+          <w:tcPr>
+            <w:tcW w:type="dxa" w:w="1606"/>
+          </w:tcPr>
+          <w:p>
+            <w:r/>
+            <w:r>
+              <w:t>5.02%</w:t>
+            </w:r>
+          </w:p>
+        </w:tc>
+        <w:tc>
+          <w:tcPr>
+            <w:tcW w:type="dxa" w:w="1606"/>
+          </w:tcPr>
+          <w:p>
+            <w:r/>
+            <w:r>
+              <w:t>1.21</w:t>
+            </w:r>
+          </w:p>
+        </w:tc>
+        <w:tc>
+          <w:tcPr>
+            <w:tcW w:type="dxa" w:w="1606"/>
+          </w:tcPr>
+          <w:p>
+            <w:r/>
+            <w:r>
+              <w:t>-10.36%</w:t>
+            </w:r>
+          </w:p>
+        </w:tc>
+        <w:tc>
+          <w:tcPr>
+            <w:tcW w:type="dxa" w:w="1606"/>
+          </w:tcPr>
+          <w:p>
+            <w:r/>
+            <w:r>
+              <w:t>0.280</w:t>
+            </w:r>
+          </w:p>
+        </w:tc>
+        <w:tc>
+          <w:tcPr>
+            <w:tcW w:type="dxa" w:w="1606"/>
+          </w:tcPr>
+          <w:p>
+            <w:r/>
+            <w:r>
+              <w:t>25</w:t>
+            </w:r>
+          </w:p>
+        </w:tc>
+      </w:tr>
+      <w:tr>
+        <w:tc>
+          <w:tcPr>
+            <w:tcW w:type="dxa" w:w="1606"/>
+          </w:tcPr>
+          <w:p>
+            <w:r/>
+            <w:r>
+              <w:t>Gemma 4 31B — regime-aware</w:t>
+            </w:r>
+          </w:p>
+        </w:tc>
+        <w:tc>
+          <w:tcPr>
+            <w:tcW w:type="dxa" w:w="1606"/>
+          </w:tcPr>
+          <w:p>
+            <w:r/>
+            <w:r>
+              <w:t>4.84%</w:t>
+            </w:r>
+          </w:p>
+        </w:tc>
+        <w:tc>
+          <w:tcPr>
+            <w:tcW w:type="dxa" w:w="1606"/>
+          </w:tcPr>
+          <w:p>
+            <w:r/>
+            <w:r>
+              <w:t>1.09</w:t>
+            </w:r>
+          </w:p>
+        </w:tc>
+        <w:tc>
+          <w:tcPr>
+            <w:tcW w:type="dxa" w:w="1606"/>
+          </w:tcPr>
+          <w:p>
+            <w:r/>
+            <w:r>
+              <w:t>-10.18%</w:t>
+            </w:r>
+          </w:p>
+        </w:tc>
+        <w:tc>
+          <w:tcPr>
+            <w:tcW w:type="dxa" w:w="1606"/>
+          </w:tcPr>
+          <w:p>
+            <w:r/>
+            <w:r>
+              <w:t>0.408</w:t>
+            </w:r>
+          </w:p>
+        </w:tc>
+        <w:tc>
+          <w:tcPr>
+            <w:tcW w:type="dxa" w:w="1606"/>
+          </w:tcPr>
+          <w:p>
+            <w:r/>
+            <w:r>
+              <w:t>23</w:t>
+            </w:r>
+          </w:p>
+        </w:tc>
+      </w:tr>
+      <w:tr>
+        <w:tc>
+          <w:tcPr>
+            <w:tcW w:type="dxa" w:w="1606"/>
+          </w:tcPr>
+          <w:p>
+            <w:r/>
+            <w:r>
+              <w:t>Gemini 3.1 Flash Lite — regime-aware</w:t>
+            </w:r>
+          </w:p>
+        </w:tc>
+        <w:tc>
+          <w:tcPr>
+            <w:tcW w:type="dxa" w:w="1606"/>
+          </w:tcPr>
+          <w:p>
+            <w:r/>
+            <w:r>
+              <w:t>12.87%</w:t>
+            </w:r>
+          </w:p>
+        </w:tc>
+        <w:tc>
+          <w:tcPr>
+            <w:tcW w:type="dxa" w:w="1606"/>
+          </w:tcPr>
+          <w:p>
+            <w:r/>
+            <w:r>
+              <w:t>5.04</w:t>
+            </w:r>
+          </w:p>
+        </w:tc>
+        <w:tc>
+          <w:tcPr>
+            <w:tcW w:type="dxa" w:w="1606"/>
+          </w:tcPr>
+          <w:p>
+            <w:r/>
+            <w:r>
+              <w:t>-1.30%</w:t>
+            </w:r>
+          </w:p>
+        </w:tc>
+        <w:tc>
+          <w:tcPr>
+            <w:tcW w:type="dxa" w:w="1606"/>
+          </w:tcPr>
+          <w:p>
+            <w:r/>
+            <w:r>
+              <w:t>0.286</w:t>
+            </w:r>
+          </w:p>
+        </w:tc>
+        <w:tc>
+          <w:tcPr>
+            <w:tcW w:type="dxa" w:w="1606"/>
+          </w:tcPr>
+          <w:p>
+            <w:r/>
+            <w:r>
+              <w:t>14</w:t>
+            </w:r>
+          </w:p>
+        </w:tc>
+      </w:tr>
+      <w:tr>
+        <w:tc>
+          <w:tcPr>
+            <w:tcW w:type="dxa" w:w="1606"/>
+          </w:tcPr>
+          <w:p>
+            <w:r/>
+            <w:r>
+              <w:t>Gemini 3.5 Flash Lite — regime-aware</w:t>
+            </w:r>
+          </w:p>
+        </w:tc>
+        <w:tc>
+          <w:tcPr>
+            <w:tcW w:type="dxa" w:w="1606"/>
+          </w:tcPr>
+          <w:p>
+            <w:r/>
+            <w:r>
+              <w:t>-7.71%</w:t>
+            </w:r>
+          </w:p>
+        </w:tc>
+        <w:tc>
+          <w:tcPr>
+            <w:tcW w:type="dxa" w:w="1606"/>
+          </w:tcPr>
+          <w:p>
+            <w:r/>
+            <w:r>
+              <w:t>-2.03</w:t>
+            </w:r>
+          </w:p>
+        </w:tc>
+        <w:tc>
+          <w:tcPr>
+            <w:tcW w:type="dxa" w:w="1606"/>
+          </w:tcPr>
+          <w:p>
+            <w:r/>
+            <w:r>
+              <w:t>-10.83%</w:t>
+            </w:r>
+          </w:p>
+        </w:tc>
+        <w:tc>
+          <w:tcPr>
+            <w:tcW w:type="dxa" w:w="1606"/>
+          </w:tcPr>
+          <w:p>
+            <w:r/>
+            <w:r>
+              <w:t>0.122</w:t>
+            </w:r>
+          </w:p>
+        </w:tc>
+        <w:tc>
+          <w:tcPr>
+            <w:tcW w:type="dxa" w:w="1606"/>
+          </w:tcPr>
+          <w:p>
+            <w:r/>
+            <w:r>
+              <w:t>21</w:t>
+            </w:r>
+          </w:p>
+        </w:tc>
+      </w:tr>
+      <w:tr>
+        <w:tc>
+          <w:tcPr>
+            <w:tcW w:type="dxa" w:w="1606"/>
+          </w:tcPr>
+          <w:p>
+            <w:r/>
+            <w:r>
+              <w:t>Ансамбль majority — standard</w:t>
+            </w:r>
+          </w:p>
+        </w:tc>
+        <w:tc>
+          <w:tcPr>
+            <w:tcW w:type="dxa" w:w="1606"/>
+          </w:tcPr>
+          <w:p>
+            <w:r/>
+            <w:r>
+              <w:t>12.50%</w:t>
+            </w:r>
+          </w:p>
+        </w:tc>
+        <w:tc>
+          <w:tcPr>
+            <w:tcW w:type="dxa" w:w="1606"/>
+          </w:tcPr>
+          <w:p>
+            <w:r/>
+            <w:r>
+              <w:t>2.60</w:t>
+            </w:r>
+          </w:p>
+        </w:tc>
+        <w:tc>
+          <w:tcPr>
+            <w:tcW w:type="dxa" w:w="1606"/>
+          </w:tcPr>
+          <w:p>
+            <w:r/>
+            <w:r>
+              <w:t>-8.93%</w:t>
+            </w:r>
+          </w:p>
+        </w:tc>
+        <w:tc>
+          <w:tcPr>
+            <w:tcW w:type="dxa" w:w="1606"/>
+          </w:tcPr>
+          <w:p>
+            <w:r/>
+            <w:r>
+              <w:t>0.400</w:t>
+            </w:r>
+          </w:p>
+        </w:tc>
+        <w:tc>
+          <w:tcPr>
+            <w:tcW w:type="dxa" w:w="1606"/>
+          </w:tcPr>
+          <w:p>
+            <w:r/>
+            <w:r>
+              <w:t>24</w:t>
+            </w:r>
+          </w:p>
+        </w:tc>
+      </w:tr>
+      <w:tr>
+        <w:tc>
+          <w:tcPr>
+            <w:tcW w:type="dxa" w:w="1606"/>
+          </w:tcPr>
+          <w:p>
+            <w:r/>
+            <w:r>
+              <w:t>Ансамбль confidence — standard</w:t>
+            </w:r>
+          </w:p>
+        </w:tc>
+        <w:tc>
+          <w:tcPr>
+            <w:tcW w:type="dxa" w:w="1606"/>
+          </w:tcPr>
+          <w:p>
+            <w:r/>
+            <w:r>
+              <w:t>10.29%</w:t>
+            </w:r>
+          </w:p>
+        </w:tc>
+        <w:tc>
+          <w:tcPr>
+            <w:tcW w:type="dxa" w:w="1606"/>
+          </w:tcPr>
+          <w:p>
+            <w:r/>
+            <w:r>
+              <w:t>2.14</w:t>
+            </w:r>
+          </w:p>
+        </w:tc>
+        <w:tc>
+          <w:tcPr>
+            <w:tcW w:type="dxa" w:w="1606"/>
+          </w:tcPr>
+          <w:p>
+            <w:r/>
+            <w:r>
+              <w:t>-10.06%</w:t>
+            </w:r>
+          </w:p>
+        </w:tc>
+        <w:tc>
+          <w:tcPr>
+            <w:tcW w:type="dxa" w:w="1606"/>
+          </w:tcPr>
+          <w:p>
+            <w:r/>
+            <w:r>
+              <w:t>0.400</w:t>
+            </w:r>
+          </w:p>
+        </w:tc>
+        <w:tc>
+          <w:tcPr>
+            <w:tcW w:type="dxa" w:w="1606"/>
+          </w:tcPr>
+          <w:p>
+            <w:r/>
+            <w:r>
+              <w:t>23</w:t>
+            </w:r>
+          </w:p>
+        </w:tc>
+      </w:tr>
+      <w:tr>
+        <w:tc>
+          <w:tcPr>
+            <w:tcW w:type="dxa" w:w="1606"/>
+          </w:tcPr>
+          <w:p>
+            <w:r/>
+            <w:r>
+              <w:t>Ансамбль majority — regime-aware</w:t>
+            </w:r>
+          </w:p>
+        </w:tc>
+        <w:tc>
+          <w:tcPr>
+            <w:tcW w:type="dxa" w:w="1606"/>
+          </w:tcPr>
+          <w:p>
+            <w:r/>
+            <w:r>
+              <w:t>0.48%</w:t>
+            </w:r>
+          </w:p>
+        </w:tc>
+        <w:tc>
+          <w:tcPr>
+            <w:tcW w:type="dxa" w:w="1606"/>
+          </w:tcPr>
+          <w:p>
+            <w:r/>
+            <w:r>
+              <w:t>0.22</w:t>
+            </w:r>
+          </w:p>
+        </w:tc>
+        <w:tc>
+          <w:tcPr>
+            <w:tcW w:type="dxa" w:w="1606"/>
+          </w:tcPr>
+          <w:p>
+            <w:r/>
+            <w:r>
+              <w:t>-9.36%</w:t>
+            </w:r>
+          </w:p>
+        </w:tc>
+        <w:tc>
+          <w:tcPr>
+            <w:tcW w:type="dxa" w:w="1606"/>
+          </w:tcPr>
+          <w:p>
+            <w:r/>
+            <w:r>
+              <w:t>0.286</w:t>
+            </w:r>
+          </w:p>
+        </w:tc>
+        <w:tc>
+          <w:tcPr>
+            <w:tcW w:type="dxa" w:w="1606"/>
+          </w:tcPr>
+          <w:p>
+            <w:r/>
+            <w:r>
+              <w:t>27</w:t>
+            </w:r>
+          </w:p>
+        </w:tc>
+      </w:tr>
+      <w:tr>
+        <w:tc>
+          <w:tcPr>
+            <w:tcW w:type="dxa" w:w="1606"/>
+          </w:tcPr>
+          <w:p>
+            <w:r/>
+            <w:r>
+              <w:t>Ансамбль confidence — regime-aware</w:t>
+            </w:r>
+          </w:p>
+        </w:tc>
+        <w:tc>
+          <w:tcPr>
+            <w:tcW w:type="dxa" w:w="1606"/>
+          </w:tcPr>
+          <w:p>
+            <w:r/>
+            <w:r>
+              <w:t>-0.05%</w:t>
+            </w:r>
+          </w:p>
+        </w:tc>
+        <w:tc>
+          <w:tcPr>
+            <w:tcW w:type="dxa" w:w="1606"/>
+          </w:tcPr>
+          <w:p>
+            <w:r/>
+            <w:r>
+              <w:t>0.10</w:t>
+            </w:r>
+          </w:p>
+        </w:tc>
+        <w:tc>
+          <w:tcPr>
+            <w:tcW w:type="dxa" w:w="1606"/>
+          </w:tcPr>
+          <w:p>
+            <w:r/>
+            <w:r>
+              <w:t>-9.84%</w:t>
+            </w:r>
+          </w:p>
+        </w:tc>
+        <w:tc>
+          <w:tcPr>
+            <w:tcW w:type="dxa" w:w="1606"/>
+          </w:tcPr>
+          <w:p>
+            <w:r/>
+            <w:r>
+              <w:t>0.286</w:t>
+            </w:r>
+          </w:p>
+        </w:tc>
+        <w:tc>
+          <w:tcPr>
+            <w:tcW w:type="dxa" w:w="1606"/>
+          </w:tcPr>
+          <w:p>
+            <w:r/>
+            <w:r>
+              <w:t>27</w:t>
+            </w:r>
+          </w:p>
+        </w:tc>
+      </w:tr>
+    </w:tbl>
+    <w:p/>
+    <w:p>
+      <w:pPr>
+        <w:pStyle w:val="21"/>
+      </w:pPr>
+      <w:r>
+        <w:t>8.5. Проверка гипотез</w:t>
+      </w:r>
+    </w:p>
+    <w:p>
+      <w:pPr>
+        <w:pStyle w:val="a0"/>
+      </w:pPr>
+      <w:r>
+        <w:t>H1 (retrieval против отсутствия retrieval) не проверялась: конфигурация E2 без retrieval в текущем прогоне не запускалась.</w:t>
+      </w:r>
+    </w:p>
+    <w:p>
+      <w:pPr>
+        <w:pStyle w:val="a0"/>
+      </w:pPr>
+      <w:r>
+        <w:t>H2 (режимно-зависимый retrieval лучше обычного) не получила поддержки: у всех трёх моделей и у обоих ансамблей метрики при regime-aware ниже. Accuracy ансамбля снизилась с 0.420 до 0.306, MCC — с 0.188 до 0.045, накопленная доходность — с 12.5% до 0.5%.</w:t>
+      </w:r>
+    </w:p>
+    <w:p>
+      <w:pPr>
+        <w:pStyle w:val="a0"/>
+      </w:pPr>
+      <w:r>
+        <w:t>H3 (ансамбль лучше отдельных моделей) поддержана частично: ансамбль дал лучший MCC (0.188) и конкурентный Sharpe (2.60), но уступил Gemma 4 31B по Accuracy (0.420 против 0.480). Устойчивость по временным окнам не оценивалась.</w:t>
+      </w:r>
+    </w:p>
+    <w:p>
+      <w:pPr>
+        <w:pStyle w:val="a0"/>
+      </w:pPr>
+      <w:r>
+        <w:t>H4 (режимно-зависимые веса) не проверялась: E6 в текущем прогоне отсутствует.</w:t>
+      </w:r>
+    </w:p>
+    <w:p>
+      <w:pPr>
+        <w:pStyle w:val="a0"/>
+      </w:pPr>
+      <w:r>
+        <w:t>Согласие всех трёх моделей по направлению наблюдалось лишь в 34% дней, что объясняет расхождение между majority и confidence-weighted ансамблями.</w:t>
+      </w:r>
+    </w:p>
+    <w:p>
+      <w:pPr>
+        <w:pStyle w:val="21"/>
+      </w:pPr>
+      <w:r>
+        <w:t>8.6. Ограничения текущего прогона</w:t>
+      </w:r>
+    </w:p>
+    <w:p>
+      <w:r>
+        <w:t>Результаты ограничены одним активом (AAPL), 50 торговыми днями и тремя моделями Google. Дневные лимиты бесплатных API не позволили включить OpenRouter-модели (Nemotron, Liquid, Gemma через OpenRouter) и полный набор шести активов. Интервалы неопределённости (блочный бутстрэп), walk-forward по нескольким окнам, абляции E1/E2/E6 и коррекция на множественные сравнения не выполнялись. Поэтому приведённые числа следует рассматривать как предварительные и не использовать для утверждений о превосходстве метода.</w:t>
       </w:r>
     </w:p>
     <w:p>
@@ -2907,28 +4272,7 @@
         </w:rPr>
       </w:pPr>
       <w:r>
-        <w:rPr>
-          <w:lang w:val="ru-RU"/>
-        </w:rPr>
-        <w:t xml:space="preserve">Интерпретация результатов должна учитывать, что рыночные режимы могут быть нестабильными, а их границы зависят от признаков и алгоритма. Фильтрация по режиму сокращает пул исторических аналогов и в некоторых условиях может ухудшить </w:t>
-      </w:r>
-      <w:r>
-        <w:t>retrieval</w:t>
-      </w:r>
-      <w:r>
-        <w:rPr>
-          <w:lang w:val="ru-RU"/>
-        </w:rPr>
-        <w:t xml:space="preserve"> из-за недостатка релевантных наблюдений. </w:t>
-      </w:r>
-      <w:r>
-        <w:t>LLM</w:t>
-      </w:r>
-      <w:r>
-        <w:rPr>
-          <w:lang w:val="ru-RU"/>
-        </w:rPr>
-        <w:t xml:space="preserve"> могут быть чувствительны к формулировкам промптов, нестабильны между запусками и существенно различаться по стоимости и задержке. Дополнительные ограничения связаны с выбором активов и периода, качеством данных, транзакционными издержками, возможной переоптимизацией весов и множественными экспериментальными сравнениями.</w:t>
+        <w:t>Интерпретация результатов должна учитывать, что рыночные режимы могут быть нестабильными, а их границы зависят от признаков и алгоритма. Полученные предварительные результаты согласуются с предупреждением Kirby [2]: наличие режимной структуры не гарантирует выигрыша от её использования. В нашем окне фильтрация аналогов по режиму сократила пул кандидатов и ухудшила качество, особенно для Gemini 3.5 Flash Lite. Это может быть следствием как малого числа наблюдений в Bull и Bear, так и нестабильности границ режимов. LLM чувствительны к формулировкам промптов и нестабильны между запусками; в текущем прогоне согласие всех трёх моделей наблюдалось лишь в 34% дней. Дополнительные ограничения связаны с выбором актива и периода, качеством данных, транзакционными издержками, возможной переоптимизацией весов и множественными экспериментальными сравнениями.</w:t>
       </w:r>
     </w:p>
     <w:p>
@@ -2984,19 +4328,7 @@
         </w:rPr>
       </w:pPr>
       <w:r>
-        <w:rPr>
-          <w:lang w:val="ru-RU"/>
-        </w:rPr>
-        <w:t xml:space="preserve">В работе сформулирован воспроизводимый план исследования режимно-зависимого </w:t>
-      </w:r>
-      <w:r>
-        <w:t>retrieval</w:t>
-      </w:r>
-      <w:r>
-        <w:rPr>
-          <w:lang w:val="ru-RU"/>
-        </w:rPr>
-        <w:t xml:space="preserve"> и ансамблирования больших языковых моделей для прогнозирования фондового рынка. Предложенная схема предусматривает сравнение последовательных базовых конфигураций, явный контроль утечки будущих данных и раздельную оценку классификационного качества и торговых характеристик. На текущем этапе рукопись представляет методологическую основу исследования, а не завершённую эмпирическую статью. Итоговые выводы о полезности режимной фильтрации и динамических весов могут быть сделаны только после выполнения экспериментов, анализа неопределённости и проверки устойчивости результатов.</w:t>
+        <w:t>В работе сформулирован и частично выполнен воспроизводимый план исследования режимно-зависимого retrieval и ансамблирования LLM. В предварительном вневыборочном прогоне на AAPL (50 дней, три модели Google) обычный retrieval оказался лучше режимно-зависимого: ансамбль большинством дал Accuracy 0.420, MCC 0.188 и накопленную доходность 12.5% против 0.306, 0.045 и 0.5% при regime-aware. Лучшая одиночная модель по Accuracy — Gemma 4 31B (0.480); ансамбль не превзошёл её по Accuracy, но дал лучший MCC и конкурентный Sharpe. Гипотеза H2 не поддержана, H3 поддержана частично; H1 и H4 остаются непроверенными. Полные выводы требуют расширения на шесть активов, конфигураций E1/E2/E6, нескольких walk-forward окон и интервалов неопределённости.</w:t>
       </w:r>
     </w:p>
     <w:p>
